--- a/docs/CaseAutoGenSystem-项目管理方案.docx
+++ b/docs/CaseAutoGenSystem-项目管理方案.docx
@@ -22,114 +22,13 @@
         <w:pStyle w:val="BlockText"/>
       </w:pPr>
       <w:r>
-        <w:rPr>
-          <w:rFonts w:hint="eastAsia"/>
-          <w:b/>
-          <w:bCs/>
-        </w:rPr>
-        <w:t xml:space="preserve">文档版本</w:t>
-      </w:r>
-      <w:r>
-        <w:rPr>
-          <w:rFonts w:hint="eastAsia"/>
-        </w:rPr>
-        <w:t xml:space="preserve">：v2.0</w:t>
-      </w:r>
-      <w:r>
+        <w:t>文档版本：v2.2</w:t>
         <w:br/>
-      </w:r>
-      <w:r>
-        <w:rPr>
-          <w:rFonts w:hint="eastAsia"/>
-          <w:b/>
-          <w:bCs/>
-        </w:rPr>
-        <w:t xml:space="preserve">编制视角</w:t>
-      </w:r>
-      <w:r>
-        <w:rPr>
-          <w:rFonts w:hint="eastAsia"/>
-        </w:rPr>
-        <w:t xml:space="preserve">：AI</w:t>
-      </w:r>
-      <w:r>
-        <w:t xml:space="preserve"> </w:t>
-      </w:r>
-      <w:r>
-        <w:rPr>
-          <w:rFonts w:hint="eastAsia"/>
-        </w:rPr>
-        <w:t xml:space="preserve">项目管理经理</w:t>
-      </w:r>
-      <w:r>
+        <w:t>编制视角：AI 项目管理经理</w:t>
         <w:br/>
-      </w:r>
-      <w:r>
-        <w:rPr>
-          <w:rFonts w:hint="eastAsia"/>
-          <w:b/>
-          <w:bCs/>
-        </w:rPr>
-        <w:t xml:space="preserve">方法论</w:t>
-      </w:r>
-      <w:r>
-        <w:rPr>
-          <w:rFonts w:hint="eastAsia"/>
-        </w:rPr>
-        <w:t xml:space="preserve">：PMP</w:t>
-      </w:r>
-      <w:r>
-        <w:t xml:space="preserve"> </w:t>
-      </w:r>
-      <w:r>
-        <w:rPr>
-          <w:rFonts w:hint="eastAsia"/>
-        </w:rPr>
-        <w:t xml:space="preserve">框架</w:t>
-      </w:r>
-      <w:r>
-        <w:t xml:space="preserve"> + AutoGen </w:t>
-      </w:r>
-      <w:r>
-        <w:rPr>
-          <w:rFonts w:hint="eastAsia"/>
-        </w:rPr>
-        <w:t xml:space="preserve">多智能体开发适配</w:t>
-      </w:r>
-      <w:r>
+        <w:t>方法论：PMP 框架 + AutoGen 多智能体开发适配</w:t>
         <w:br/>
-      </w:r>
-      <w:r>
-        <w:rPr>
-          <w:rFonts w:hint="eastAsia"/>
-          <w:b/>
-          <w:bCs/>
-        </w:rPr>
-        <w:t xml:space="preserve">项目定位</w:t>
-      </w:r>
-      <w:r>
-        <w:rPr>
-          <w:rFonts w:hint="eastAsia"/>
-        </w:rPr>
-        <w:t xml:space="preserve">：基于</w:t>
-      </w:r>
-      <w:r>
-        <w:t xml:space="preserve"> AutoGen </w:t>
-      </w:r>
-      <w:r>
-        <w:rPr>
-          <w:rFonts w:hint="eastAsia"/>
-        </w:rPr>
-        <w:t xml:space="preserve">的教学案例（Teaching</w:t>
-      </w:r>
-      <w:r>
-        <w:t xml:space="preserve"> </w:t>
-      </w:r>
-      <w:r>
-        <w:rPr>
-          <w:rFonts w:hint="eastAsia"/>
-        </w:rPr>
-        <w:t xml:space="preserve">Case）自动生成系统</w:t>
+        <w:t>项目定位：基于 AutoGen 的教学案例（Teaching Case）自动生成系统</w:t>
       </w:r>
     </w:p>
     <w:p>
@@ -265,6 +164,189 @@
         <w:t xml:space="preserve">自动产出结构化教学案例及配套教学资源。</w:t>
       </w:r>
     </w:p>
+    <w:p>
+      <w:pPr>
+        <w:pStyle w:val="Heading3"/>
+      </w:pPr>
+      <w:r>
+        <w:t>1.2 项目基本信息</w:t>
+      </w:r>
+    </w:p>
+    <w:tbl>
+      <w:tblPr>
+        <w:tblW w:type="auto" w:w="0"/>
+        <w:tblLook w:firstColumn="1" w:firstRow="1" w:lastColumn="0" w:lastRow="0" w:noHBand="0" w:noVBand="1" w:val="04A0"/>
+      </w:tblPr>
+      <w:tblGrid>
+        <w:gridCol w:w="4680"/>
+        <w:gridCol w:w="4680"/>
+      </w:tblGrid>
+      <w:tr>
+        <w:tc>
+          <w:tcPr>
+            <w:tcW w:type="dxa" w:w="4680"/>
+            <w:vAlign w:val="center"/>
+          </w:tcPr>
+          <w:p>
+            <w:pPr>
+              <w:spacing w:after="40"/>
+            </w:pPr>
+            <w:r>
+              <w:rPr>
+                <w:b/>
+              </w:rPr>
+              <w:t>项目启动时间</w:t>
+            </w:r>
+          </w:p>
+        </w:tc>
+        <w:tc>
+          <w:tcPr>
+            <w:tcW w:type="dxa" w:w="4680"/>
+            <w:vAlign w:val="center"/>
+          </w:tcPr>
+          <w:p>
+            <w:pPr>
+              <w:spacing w:after="40"/>
+            </w:pPr>
+            <w:r>
+              <w:t>2026 年 5 月</w:t>
+            </w:r>
+          </w:p>
+        </w:tc>
+      </w:tr>
+      <w:tr>
+        <w:tc>
+          <w:tcPr>
+            <w:tcW w:type="dxa" w:w="4680"/>
+            <w:vAlign w:val="center"/>
+          </w:tcPr>
+          <w:p>
+            <w:pPr>
+              <w:spacing w:after="40"/>
+            </w:pPr>
+            <w:r>
+              <w:rPr>
+                <w:b/>
+              </w:rPr>
+              <w:t>系统上线时间</w:t>
+            </w:r>
+          </w:p>
+        </w:tc>
+        <w:tc>
+          <w:tcPr>
+            <w:tcW w:type="dxa" w:w="4680"/>
+            <w:vAlign w:val="center"/>
+          </w:tcPr>
+          <w:p>
+            <w:pPr>
+              <w:spacing w:after="40"/>
+            </w:pPr>
+            <w:r>
+              <w:t>2026 年 8 月</w:t>
+            </w:r>
+          </w:p>
+        </w:tc>
+      </w:tr>
+      <w:tr>
+        <w:tc>
+          <w:tcPr>
+            <w:tcW w:type="dxa" w:w="4680"/>
+            <w:vAlign w:val="center"/>
+          </w:tcPr>
+          <w:p>
+            <w:pPr>
+              <w:spacing w:after="40"/>
+            </w:pPr>
+            <w:r>
+              <w:rPr>
+                <w:b/>
+              </w:rPr>
+              <w:t>团队规模</w:t>
+            </w:r>
+          </w:p>
+        </w:tc>
+        <w:tc>
+          <w:tcPr>
+            <w:tcW w:type="dxa" w:w="4680"/>
+            <w:vAlign w:val="center"/>
+          </w:tcPr>
+          <w:p>
+            <w:pPr>
+              <w:spacing w:after="40"/>
+            </w:pPr>
+            <w:r>
+              <w:t>4 人</w:t>
+            </w:r>
+          </w:p>
+        </w:tc>
+      </w:tr>
+      <w:tr>
+        <w:tc>
+          <w:tcPr>
+            <w:tcW w:type="dxa" w:w="4680"/>
+            <w:vAlign w:val="center"/>
+          </w:tcPr>
+          <w:p>
+            <w:pPr>
+              <w:spacing w:after="40"/>
+            </w:pPr>
+            <w:r>
+              <w:rPr>
+                <w:b/>
+              </w:rPr>
+              <w:t>项目投入</w:t>
+            </w:r>
+          </w:p>
+        </w:tc>
+        <w:tc>
+          <w:tcPr>
+            <w:tcW w:type="dxa" w:w="4680"/>
+            <w:vAlign w:val="center"/>
+          </w:tcPr>
+          <w:p>
+            <w:pPr>
+              <w:spacing w:after="40"/>
+            </w:pPr>
+            <w:r>
+              <w:t>人民币 15 万元</w:t>
+            </w:r>
+          </w:p>
+        </w:tc>
+      </w:tr>
+      <w:tr>
+        <w:tc>
+          <w:tcPr>
+            <w:tcW w:type="dxa" w:w="4680"/>
+            <w:vAlign w:val="center"/>
+          </w:tcPr>
+          <w:p>
+            <w:pPr>
+              <w:spacing w:after="40"/>
+            </w:pPr>
+            <w:r>
+              <w:rPr>
+                <w:b/>
+              </w:rPr>
+              <w:t>总体项目周期</w:t>
+            </w:r>
+          </w:p>
+        </w:tc>
+        <w:tc>
+          <w:tcPr>
+            <w:tcW w:type="dxa" w:w="4680"/>
+            <w:vAlign w:val="center"/>
+          </w:tcPr>
+          <w:p>
+            <w:pPr>
+              <w:spacing w:after="40"/>
+            </w:pPr>
+            <w:r>
+              <w:t>2026 年 5 月至 8 月，其中核心 MVP 研发按 8 周 Sprint 管理</w:t>
+            </w:r>
+          </w:p>
+        </w:tc>
+      </w:tr>
+    </w:tbl>
     <w:bookmarkEnd w:id="9"/>
     <w:bookmarkStart w:id="10" w:name="项目目标"/>
     <w:p>
@@ -272,13 +354,7 @@
         <w:pStyle w:val="Heading3"/>
       </w:pPr>
       <w:r>
-        <w:t xml:space="preserve">1.2 </w:t>
-      </w:r>
-      <w:r>
-        <w:rPr>
-          <w:rFonts w:hint="eastAsia"/>
-        </w:rPr>
-        <w:t xml:space="preserve">项目目标</w:t>
+        <w:t>1.3 项目目标</w:t>
       </w:r>
     </w:p>
     <w:tbl>
@@ -640,22 +716,7 @@
         <w:pStyle w:val="Heading3"/>
       </w:pPr>
       <w:r>
-        <w:t xml:space="preserve">1.3 </w:t>
-      </w:r>
-      <w:r>
-        <w:rPr>
-          <w:rFonts w:hint="eastAsia"/>
-        </w:rPr>
-        <w:t xml:space="preserve">教学案例</w:t>
-      </w:r>
-      <w:r>
-        <w:t xml:space="preserve"> vs </w:t>
-      </w:r>
-      <w:r>
-        <w:rPr>
-          <w:rFonts w:hint="eastAsia"/>
-        </w:rPr>
-        <w:t xml:space="preserve">学术论文（范围澄清）</w:t>
+        <w:t>1.4 教学案例 vs 学术论文（范围澄清）</w:t>
       </w:r>
     </w:p>
     <w:tbl>
@@ -990,22 +1051,7 @@
         <w:pStyle w:val="Heading3"/>
       </w:pPr>
       <w:r>
-        <w:t xml:space="preserve">1.4 AI + AutoGen </w:t>
-      </w:r>
-      <w:r>
-        <w:rPr>
-          <w:rFonts w:hint="eastAsia"/>
-        </w:rPr>
-        <w:t xml:space="preserve">项目管理</w:t>
-      </w:r>
-      <w:r>
-        <w:t xml:space="preserve"> vs </w:t>
-      </w:r>
-      <w:r>
-        <w:rPr>
-          <w:rFonts w:hint="eastAsia"/>
-        </w:rPr>
-        <w:t xml:space="preserve">传统项目管理</w:t>
+        <w:t>1.5 AI + AutoGen 项目管理 vs 传统项目管理</w:t>
       </w:r>
     </w:p>
     <w:tbl>
@@ -1811,228 +1857,29 @@
         <w:pStyle w:val="SourceCode"/>
       </w:pPr>
       <w:r>
-        <w:rPr>
-          <w:rStyle w:val="VerbatimChar"/>
-          <w:rFonts w:hint="eastAsia"/>
-        </w:rPr>
-        <w:t xml:space="preserve">项目名称：CaseAutoGenSystem</w:t>
-      </w:r>
-      <w:r>
-        <w:rPr>
-          <w:rStyle w:val="VerbatimChar"/>
-        </w:rPr>
-        <w:t xml:space="preserve"> — AutoGen </w:t>
-      </w:r>
-      <w:r>
-        <w:rPr>
-          <w:rStyle w:val="VerbatimChar"/>
-          <w:rFonts w:hint="eastAsia"/>
-        </w:rPr>
-        <w:t xml:space="preserve">教学案例自动生成系统</w:t>
-      </w:r>
-      <w:r>
+        <w:t>项目名称：CaseAutoGenSystem — AutoGen 教学案例自动生成系统</w:t>
         <w:br/>
-      </w:r>
-      <w:r>
-        <w:rPr>
-          <w:rStyle w:val="VerbatimChar"/>
-          <w:rFonts w:hint="eastAsia"/>
-        </w:rPr>
-        <w:t xml:space="preserve">技术核心：Microsoft</w:t>
-      </w:r>
-      <w:r>
-        <w:rPr>
-          <w:rStyle w:val="VerbatimChar"/>
-        </w:rPr>
-        <w:t xml:space="preserve"> AutoGen (AG2) </w:t>
-      </w:r>
-      <w:r>
-        <w:rPr>
-          <w:rStyle w:val="VerbatimChar"/>
-          <w:rFonts w:hint="eastAsia"/>
-        </w:rPr>
-        <w:t xml:space="preserve">多智能体对话编排</w:t>
-      </w:r>
-      <w:r>
+        <w:t>技术核心：Microsoft AutoGen (AG2) 多智能体对话编排</w:t>
         <w:br/>
-      </w:r>
-      <w:r>
-        <w:rPr>
-          <w:rStyle w:val="VerbatimChar"/>
-          <w:rFonts w:hint="eastAsia"/>
-        </w:rPr>
-        <w:t xml:space="preserve">项目周期：8</w:t>
-      </w:r>
-      <w:r>
-        <w:rPr>
-          <w:rStyle w:val="VerbatimChar"/>
-        </w:rPr>
-        <w:t xml:space="preserve"> </w:t>
-      </w:r>
-      <w:r>
-        <w:rPr>
-          <w:rStyle w:val="VerbatimChar"/>
-          <w:rFonts w:hint="eastAsia"/>
-        </w:rPr>
-        <w:t xml:space="preserve">周（4</w:t>
-      </w:r>
-      <w:r>
-        <w:rPr>
-          <w:rStyle w:val="VerbatimChar"/>
-        </w:rPr>
-        <w:t xml:space="preserve"> Sprint × 2 </w:t>
-      </w:r>
-      <w:r>
-        <w:rPr>
-          <w:rStyle w:val="VerbatimChar"/>
-          <w:rFonts w:hint="eastAsia"/>
-        </w:rPr>
-        <w:t xml:space="preserve">周）</w:t>
-      </w:r>
-      <w:r>
+        <w:t>项目启动：2026 年 5 月</w:t>
         <w:br/>
-      </w:r>
-      <w:r>
-        <w:rPr>
-          <w:rStyle w:val="VerbatimChar"/>
-          <w:rFonts w:hint="eastAsia"/>
-        </w:rPr>
-        <w:t xml:space="preserve">成功标准：</w:t>
-      </w:r>
-      <w:r>
+        <w:t>系统上线：2026 年 8 月</w:t>
         <w:br/>
-      </w:r>
-      <w:r>
-        <w:rPr>
-          <w:rStyle w:val="VerbatimChar"/>
-        </w:rPr>
-        <w:t xml:space="preserve">  ✓ </w:t>
-      </w:r>
-      <w:r>
-        <w:rPr>
-          <w:rStyle w:val="VerbatimChar"/>
-          <w:rFonts w:hint="eastAsia"/>
-        </w:rPr>
-        <w:t xml:space="preserve">MVP：支持管理类/通用学科单案例全流程生成</w:t>
-      </w:r>
-      <w:r>
+        <w:t>团队规模：4 人</w:t>
         <w:br/>
-      </w:r>
-      <w:r>
-        <w:rPr>
-          <w:rStyle w:val="VerbatimChar"/>
-        </w:rPr>
-        <w:t xml:space="preserve">  ✓ </w:t>
-      </w:r>
-      <w:r>
-        <w:rPr>
-          <w:rStyle w:val="VerbatimChar"/>
-          <w:rFonts w:hint="eastAsia"/>
-        </w:rPr>
-        <w:t xml:space="preserve">产出：案例正文</w:t>
-      </w:r>
-      <w:r>
-        <w:rPr>
-          <w:rStyle w:val="VerbatimChar"/>
-        </w:rPr>
-        <w:t xml:space="preserve"> + </w:t>
-      </w:r>
-      <w:r>
-        <w:rPr>
-          <w:rStyle w:val="VerbatimChar"/>
-          <w:rFonts w:hint="eastAsia"/>
-        </w:rPr>
-        <w:t xml:space="preserve">讨论题</w:t>
-      </w:r>
-      <w:r>
-        <w:rPr>
-          <w:rStyle w:val="VerbatimChar"/>
-        </w:rPr>
-        <w:t xml:space="preserve"> + </w:t>
-      </w:r>
-      <w:r>
-        <w:rPr>
-          <w:rStyle w:val="VerbatimChar"/>
-          <w:rFonts w:hint="eastAsia"/>
-        </w:rPr>
-        <w:t xml:space="preserve">教师参考</w:t>
-      </w:r>
-      <w:r>
-        <w:rPr>
-          <w:rStyle w:val="VerbatimChar"/>
-        </w:rPr>
-        <w:t xml:space="preserve"> + </w:t>
-      </w:r>
-      <w:r>
-        <w:rPr>
-          <w:rStyle w:val="VerbatimChar"/>
-          <w:rFonts w:hint="eastAsia"/>
-        </w:rPr>
-        <w:t xml:space="preserve">教学目标对齐说明</w:t>
-      </w:r>
-      <w:r>
+        <w:t>项目投入：人民币 15 万元</w:t>
         <w:br/>
-      </w:r>
-      <w:r>
-        <w:rPr>
-          <w:rStyle w:val="VerbatimChar"/>
-        </w:rPr>
-        <w:t xml:space="preserve">  ✓ </w:t>
-      </w:r>
-      <w:r>
-        <w:rPr>
-          <w:rStyle w:val="VerbatimChar"/>
-          <w:rFonts w:hint="eastAsia"/>
-        </w:rPr>
-        <w:t xml:space="preserve">质量：评测集</w:t>
-      </w:r>
-      <w:r>
-        <w:rPr>
-          <w:rStyle w:val="VerbatimChar"/>
-        </w:rPr>
-        <w:t xml:space="preserve"> Rubric </w:t>
-      </w:r>
-      <w:r>
-        <w:rPr>
-          <w:rStyle w:val="VerbatimChar"/>
-          <w:rFonts w:hint="eastAsia"/>
-        </w:rPr>
-        <w:t xml:space="preserve">综合分</w:t>
-      </w:r>
-      <w:r>
-        <w:rPr>
-          <w:rStyle w:val="VerbatimChar"/>
-        </w:rPr>
-        <w:t xml:space="preserve"> ≥ 80</w:t>
-      </w:r>
-      <w:r>
+        <w:t>项目周期：2026 年 5 月至 8 月；核心 MVP 研发 8 周（4 Sprint × 2 周）</w:t>
         <w:br/>
-      </w:r>
-      <w:r>
-        <w:rPr>
-          <w:rStyle w:val="VerbatimChar"/>
-        </w:rPr>
-        <w:t xml:space="preserve">  ✓ </w:t>
-      </w:r>
-      <w:r>
-        <w:rPr>
-          <w:rStyle w:val="VerbatimChar"/>
-          <w:rFonts w:hint="eastAsia"/>
-        </w:rPr>
-        <w:t xml:space="preserve">验证：5</w:t>
-      </w:r>
-      <w:r>
-        <w:rPr>
-          <w:rStyle w:val="VerbatimChar"/>
-        </w:rPr>
-        <w:t xml:space="preserve"> </w:t>
-      </w:r>
-      <w:r>
-        <w:rPr>
-          <w:rStyle w:val="VerbatimChar"/>
-          <w:rFonts w:hint="eastAsia"/>
-        </w:rPr>
-        <w:t xml:space="preserve">名教师完成种子用户测试</w:t>
+        <w:t>成功标准：</w:t>
+        <w:br/>
+        <w:t xml:space="preserve">  ✓ MVP：支持管理类/通用学科单案例全流程生成</w:t>
+        <w:br/>
+        <w:t xml:space="preserve">  ✓ 产出：案例正文 + 讨论题 + 教师参考 + 教学目标对齐说明</w:t>
+        <w:br/>
+        <w:t xml:space="preserve">  ✓ 质量：评测集 Rubric 综合分 ≥ 80</w:t>
+        <w:br/>
+        <w:t xml:space="preserve">  ✓ 验证：5 名教师完成种子用户测试</w:t>
       </w:r>
     </w:p>
     <w:bookmarkEnd w:id="15"/>
@@ -2963,46 +2810,27 @@
         <w:tc>
           <w:tcPr/>
           <w:p>
-            <w:pPr>
-              <w:pStyle w:val="Compact"/>
-            </w:pPr>
-            <w:r>
-              <w:rPr>
-                <w:b/>
-                <w:bCs/>
-              </w:rPr>
-              <w:t xml:space="preserve">Should</w:t>
-            </w:r>
-          </w:p>
-        </w:tc>
-        <w:tc>
-          <w:tcPr/>
-          <w:p>
-            <w:pPr>
-              <w:pStyle w:val="Compact"/>
-            </w:pPr>
-            <w:r>
-              <w:rPr>
-                <w:rFonts w:hint="eastAsia"/>
-              </w:rPr>
-              <w:t xml:space="preserve">导出</w:t>
-            </w:r>
-            <w:r>
-              <w:t xml:space="preserve"> Word / PDF</w:t>
-            </w:r>
-          </w:p>
-        </w:tc>
-        <w:tc>
-          <w:tcPr/>
-          <w:p>
-            <w:pPr>
-              <w:pStyle w:val="Compact"/>
-            </w:pPr>
-            <w:r>
-              <w:rPr>
-                <w:rFonts w:hint="eastAsia"/>
-              </w:rPr>
-              <w:t xml:space="preserve">授课便利</w:t>
+            <w:r>
+              <w:t>Must</w:t>
+            </w:r>
+          </w:p>
+        </w:tc>
+        <w:tc>
+          <w:tcPr/>
+          <w:p>
+            <w:pPr>
+              <w:pStyle w:val="Compact"/>
+            </w:pPr>
+            <w:r>
+              <w:t>导出 Word / PDF / PPTX</w:t>
+            </w:r>
+          </w:p>
+        </w:tc>
+        <w:tc>
+          <w:tcPr/>
+          <w:p>
+            <w:r>
+              <w:t>授课、打印、归档与课堂展示</w:t>
             </w:r>
           </w:p>
         </w:tc>
@@ -4327,33 +4155,18 @@
               <w:pStyle w:val="Compact"/>
             </w:pPr>
             <w:r>
-              <w:rPr>
-                <w:rFonts w:hint="eastAsia"/>
-              </w:rPr>
-              <w:t xml:space="preserve">人工编辑与再生成</w:t>
-            </w:r>
-          </w:p>
-        </w:tc>
-        <w:tc>
-          <w:tcPr/>
-          <w:p>
-            <w:pPr>
-              <w:pStyle w:val="Compact"/>
-            </w:pPr>
-            <w:r>
-              <w:rPr>
-                <w:rFonts w:hint="eastAsia"/>
-              </w:rPr>
-              <w:t xml:space="preserve">局部</w:t>
-            </w:r>
-            <w:r>
-              <w:t xml:space="preserve"> Agent </w:t>
-            </w:r>
-            <w:r>
-              <w:rPr>
-                <w:rFonts w:hint="eastAsia"/>
-              </w:rPr>
-              <w:t xml:space="preserve">重跑</w:t>
+              <w:t>人工编辑与版本管理</w:t>
+            </w:r>
+          </w:p>
+        </w:tc>
+        <w:tc>
+          <w:tcPr/>
+          <w:p>
+            <w:pPr>
+              <w:pStyle w:val="Compact"/>
+            </w:pPr>
+            <w:r>
+              <w:t>案例包统一保存、版本递增，避免上下文错配</w:t>
             </w:r>
           </w:p>
         </w:tc>
@@ -4474,13 +4287,7 @@
               <w:pStyle w:val="Compact"/>
             </w:pPr>
             <w:r>
-              <w:rPr>
-                <w:rFonts w:hint="eastAsia"/>
-              </w:rPr>
-              <w:t xml:space="preserve">导出</w:t>
-            </w:r>
-            <w:r>
-              <w:t xml:space="preserve"> Word / PDF</w:t>
+              <w:t>导出 Word / PDF / PPTX</w:t>
             </w:r>
           </w:p>
         </w:tc>
@@ -6005,13 +5812,7 @@
               <w:pStyle w:val="Compact"/>
             </w:pPr>
             <w:r>
-              <w:t xml:space="preserve">G4 </w:t>
-            </w:r>
-            <w:r>
-              <w:rPr>
-                <w:rFonts w:hint="eastAsia"/>
-              </w:rPr>
-              <w:t xml:space="preserve">发布</w:t>
+              <w:t>G4 内容质量</w:t>
             </w:r>
           </w:p>
         </w:tc>
@@ -6036,19 +5837,7 @@
               <w:pStyle w:val="Compact"/>
             </w:pPr>
             <w:r>
-              <w:rPr>
-                <w:rFonts w:hint="eastAsia"/>
-              </w:rPr>
-              <w:t xml:space="preserve">种子用户</w:t>
-            </w:r>
-            <w:r>
-              <w:t xml:space="preserve"> + </w:t>
-            </w:r>
-            <w:r>
-              <w:rPr>
-                <w:rFonts w:hint="eastAsia"/>
-              </w:rPr>
-              <w:t xml:space="preserve">合规审查</w:t>
+              <w:t>正文 95%–105%、无重复注释、目标对齐；三格式导出验收</w:t>
             </w:r>
           </w:p>
         </w:tc>
@@ -6789,6 +6578,218 @@
     </w:p>
     <w:bookmarkEnd w:id="35"/>
     <w:bookmarkEnd w:id="36"/>
+    <w:p>
+      <w:pPr>
+        <w:pStyle w:val="Heading1"/>
+      </w:pPr>
+      <w:r>
+        <w:t>四人团队角色配置</w:t>
+      </w:r>
+    </w:p>
+    <w:tbl>
+      <w:tblPr>
+        <w:tblW w:type="auto" w:w="0"/>
+        <w:tblLook w:firstColumn="1" w:firstRow="1" w:lastColumn="0" w:lastRow="0" w:noHBand="0" w:noVBand="1" w:val="04A0"/>
+      </w:tblPr>
+      <w:tblGrid>
+        <w:gridCol w:w="3120"/>
+        <w:gridCol w:w="3120"/>
+        <w:gridCol w:w="3120"/>
+      </w:tblGrid>
+      <w:tr>
+        <w:tc>
+          <w:tcPr>
+            <w:tcW w:type="dxa" w:w="3120"/>
+          </w:tcPr>
+          <w:p>
+            <w:r>
+              <w:t>角色</w:t>
+            </w:r>
+          </w:p>
+        </w:tc>
+        <w:tc>
+          <w:tcPr>
+            <w:tcW w:type="dxa" w:w="3120"/>
+          </w:tcPr>
+          <w:p>
+            <w:r>
+              <w:t>人数</w:t>
+            </w:r>
+          </w:p>
+        </w:tc>
+        <w:tc>
+          <w:tcPr>
+            <w:tcW w:type="dxa" w:w="3120"/>
+          </w:tcPr>
+          <w:p>
+            <w:r>
+              <w:t>主要职责</w:t>
+            </w:r>
+          </w:p>
+        </w:tc>
+      </w:tr>
+      <w:tr>
+        <w:tc>
+          <w:tcPr>
+            <w:tcW w:type="dxa" w:w="3120"/>
+          </w:tcPr>
+          <w:p>
+            <w:r>
+              <w:t>产品/项目负责人</w:t>
+            </w:r>
+          </w:p>
+        </w:tc>
+        <w:tc>
+          <w:tcPr>
+            <w:tcW w:type="dxa" w:w="3120"/>
+          </w:tcPr>
+          <w:p>
+            <w:r>
+              <w:t>1</w:t>
+            </w:r>
+          </w:p>
+        </w:tc>
+        <w:tc>
+          <w:tcPr>
+            <w:tcW w:type="dxa" w:w="3120"/>
+          </w:tcPr>
+          <w:p>
+            <w:r>
+              <w:t>需求、排期、验收、商业化与教师反馈闭环</w:t>
+            </w:r>
+          </w:p>
+        </w:tc>
+      </w:tr>
+      <w:tr>
+        <w:tc>
+          <w:tcPr>
+            <w:tcW w:type="dxa" w:w="3120"/>
+          </w:tcPr>
+          <w:p>
+            <w:r>
+              <w:t>AI/后端工程师</w:t>
+            </w:r>
+          </w:p>
+        </w:tc>
+        <w:tc>
+          <w:tcPr>
+            <w:tcW w:type="dxa" w:w="3120"/>
+          </w:tcPr>
+          <w:p>
+            <w:r>
+              <w:t>1</w:t>
+            </w:r>
+          </w:p>
+        </w:tc>
+        <w:tc>
+          <w:tcPr>
+            <w:tcW w:type="dxa" w:w="3120"/>
+          </w:tcPr>
+          <w:p>
+            <w:r>
+              <w:t>五 Agent 编排、Skills、质量门禁、认证与导出服务</w:t>
+            </w:r>
+          </w:p>
+        </w:tc>
+      </w:tr>
+      <w:tr>
+        <w:tc>
+          <w:tcPr>
+            <w:tcW w:type="dxa" w:w="3120"/>
+          </w:tcPr>
+          <w:p>
+            <w:r>
+              <w:t>前端工程师</w:t>
+            </w:r>
+          </w:p>
+        </w:tc>
+        <w:tc>
+          <w:tcPr>
+            <w:tcW w:type="dxa" w:w="3120"/>
+          </w:tcPr>
+          <w:p>
+            <w:r>
+              <w:t>1</w:t>
+            </w:r>
+          </w:p>
+        </w:tc>
+        <w:tc>
+          <w:tcPr>
+            <w:tcW w:type="dxa" w:w="3120"/>
+          </w:tcPr>
+          <w:p>
+            <w:r>
+              <w:t>教师工作台、长文阅读体验、PPT 配置与响应式交互</w:t>
+            </w:r>
+          </w:p>
+        </w:tc>
+      </w:tr>
+      <w:tr>
+        <w:tc>
+          <w:tcPr>
+            <w:tcW w:type="dxa" w:w="3120"/>
+          </w:tcPr>
+          <w:p>
+            <w:r>
+              <w:t>教研/测试与实施</w:t>
+            </w:r>
+          </w:p>
+        </w:tc>
+        <w:tc>
+          <w:tcPr>
+            <w:tcW w:type="dxa" w:w="3120"/>
+          </w:tcPr>
+          <w:p>
+            <w:r>
+              <w:t>1</w:t>
+            </w:r>
+          </w:p>
+        </w:tc>
+        <w:tc>
+          <w:tcPr>
+            <w:tcW w:type="dxa" w:w="3120"/>
+          </w:tcPr>
+          <w:p>
+            <w:r>
+              <w:t>Rubric、跨学科样例、验收测试与上线支持</w:t>
+            </w:r>
+          </w:p>
+        </w:tc>
+      </w:tr>
+    </w:tbl>
+    <w:p>
+      <w:pPr>
+        <w:pStyle w:val="Heading1"/>
+      </w:pPr>
+      <w:r>
+        <w:t>2026 年 8 月上线功能基线</w:t>
+      </w:r>
+    </w:p>
+    <w:p>
+      <w:r>
+        <w:t>• 邮箱注册登录、HttpOnly Cookie 会话刷新与用户生成额度。</w:t>
+      </w:r>
+    </w:p>
+    <w:p>
+      <w:r>
+        <w:t>• 五 Agent 顺序生成、四项运行时 Skills、实时进度、案例编辑和版本管理。</w:t>
+      </w:r>
+    </w:p>
+    <w:p>
+      <w:r>
+        <w:t>• 一键生成/换一组 3 条教学目标；目标正文 95%–105% 字数门禁及重复内容校验。</w:t>
+      </w:r>
+    </w:p>
+    <w:p>
+      <w:r>
+        <w:t>• Word、PDF、PPTX 三格式导出；主题化文件名、版本号、PPT 目录预览与多种课件配置。</w:t>
+      </w:r>
+    </w:p>
+    <w:p>
+      <w:r>
+        <w:t>• Docker Compose 常驻部署：前端 5173、后端 8010，均监听 0.0.0.0。</w:t>
+      </w:r>
+    </w:p>
     <w:sectPr>
       <w:footnotePr>
         <w:numRestart w:val="eachSect"/>

--- a/docs/CaseAutoGenSystem-项目管理方案.docx
+++ b/docs/CaseAutoGenSystem-项目管理方案.docx
@@ -6767,7 +6767,7 @@
     </w:p>
     <w:p>
       <w:r>
-        <w:t>• 邮箱注册登录、HttpOnly Cookie 会话刷新与用户生成额度。</w:t>
+        <w:t>• 邮箱注册登录、HttpOnly Cookie 会话刷新；新注册教师默认获得 30 次试用额度。</w:t>
       </w:r>
     </w:p>
     <w:p>

--- a/docs/CaseAutoGenSystem-项目管理方案.docx
+++ b/docs/CaseAutoGenSystem-项目管理方案.docx
@@ -6788,6 +6788,29 @@
     <w:p>
       <w:r>
         <w:t>• Docker Compose 常驻部署：前端 5173、后端 8010，均监听 0.0.0.0。</w:t>
+      </w:r>
+    </w:p>
+    <w:p>
+      <w:pPr>
+        <w:pStyle w:val="Heading1"/>
+      </w:pPr>
+      <w:r>
+        <w:t>官方视觉素材交付基线</w:t>
+      </w:r>
+    </w:p>
+    <w:p>
+      <w:r>
+        <w:t>• 建立可扩展的权威素材目录与官方域名白名单，禁止开放互联网任意图片抓取。</w:t>
+      </w:r>
+    </w:p>
+    <w:p>
+      <w:r>
+        <w:t>• 图片代理执行 HTTPS、文件类型、8MB 大小与缓存控制，导出只按受信素材 ID 解析。</w:t>
+      </w:r>
+    </w:p>
+    <w:p>
+      <w:r>
+        <w:t>• 验收覆盖案例详情展示、原始来源追溯及 DOCX/PDF/PPTX 嵌图；对外分发前提示确认授权。</w:t>
       </w:r>
     </w:p>
     <w:sectPr>
